--- a/public/kit/letterhead.docx
+++ b/public/kit/letterhead.docx
@@ -5,9 +5,12 @@
     <w:p>
       <w:r>
         <w:rPr>
-          <w:color w:val="A1A1AA"/>
-        </w:rPr>
-        <w:t>[Date]</w:t>
+          <w:sz w:val="13"/>
+          <w:caps/>
+          <w:spacing w:val="30"/>
+          <w:color w:val="A1A1AA"/>
+        </w:rPr>
+        <w:t>To</w:t>
       </w:r>
     </w:p>
     <w:p>
@@ -23,7 +26,50 @@
         <w:rPr>
           <w:color w:val="A1A1AA"/>
         </w:rPr>
-        <w:t>[Recipient address]</w:t>
+        <w:t>[Company]</w:t>
+      </w:r>
+    </w:p>
+    <w:p>
+      <w:r>
+        <w:rPr>
+          <w:color w:val="A1A1AA"/>
+        </w:rPr>
+        <w:t>[Street, Suburb, State, Postcode]</w:t>
+      </w:r>
+    </w:p>
+    <w:p/>
+    <w:p>
+      <w:r>
+        <w:rPr>
+          <w:sz w:val="13"/>
+          <w:caps/>
+          <w:spacing w:val="30"/>
+          <w:color w:val="A1A1AA"/>
+        </w:rPr>
+        <w:t>Date</w:t>
+      </w:r>
+      <w:r>
+        <w:rPr>
+          <w:color w:val="A1A1AA"/>
+        </w:rPr>
+        <w:t xml:space="preserve">  [Date]</w:t>
+      </w:r>
+    </w:p>
+    <w:p>
+      <w:r>
+        <w:rPr>
+          <w:sz w:val="13"/>
+          <w:caps/>
+          <w:spacing w:val="30"/>
+          <w:color w:val="A1A1AA"/>
+        </w:rPr>
+        <w:t>Re</w:t>
+      </w:r>
+      <w:r>
+        <w:rPr>
+          <w:color w:val="A1A1AA"/>
+        </w:rPr>
+        <w:t xml:space="preserve">  [Subject]</w:t>
       </w:r>
     </w:p>
     <w:p/>
@@ -91,10 +137,10 @@
     </w:pPr>
     <w:r>
       <w:rPr>
-        <w:sz w:val="16"/>
-        <w:color w:val="71717A"/>
+        <w:sz w:val="14"/>
+        <w:color w:val="A1A1AA"/>
       </w:rPr>
-      <w:t xml:space="preserve">[Address]  ·  [Phone]  ·  hello@foldrun.io  ·  foldrun.io</w:t>
+      <w:t xml:space="preserve">[Registered name] · [ABN] · foldrun.io</w:t>
     </w:r>
   </w:p>
 </w:ftr>
@@ -102,47 +148,140 @@
 
 <file path=word/header1.xml><?xml version="1.0" encoding="utf-8"?>
 <w:hdr xmlns:w="http://schemas.openxmlformats.org/wordprocessingml/2006/main" xmlns:r="http://schemas.openxmlformats.org/officeDocument/2006/relationships" xmlns:wp="http://schemas.openxmlformats.org/drawingml/2006/wordprocessingDrawing" xmlns:a="http://schemas.openxmlformats.org/drawingml/2006/main" xmlns:pic="http://schemas.openxmlformats.org/drawingml/2006/picture">
-  <w:p>
-    <w:r>
-      <w:drawing>
-        <wp:inline distT="0" distB="0" distL="0" distR="0">
-          <wp:extent cx="3137535" cy="514350"/>
-          <wp:docPr id="1" name="foldrun"/>
-          <a:graphic>
-            <a:graphicData uri="http://schemas.openxmlformats.org/drawingml/2006/picture">
-              <pic:pic>
-                <pic:nvPicPr>
-                  <pic:cNvPr id="1" name="lockup.png"/>
-                  <pic:cNvPicPr/>
-                </pic:nvPicPr>
-                <pic:blipFill>
-                  <a:blip r:embed="rIdLogo"/>
-                  <a:stretch>
-                    <a:fillRect/>
-                  </a:stretch>
-                </pic:blipFill>
-                <pic:spPr>
-                  <a:xfrm>
-                    <a:off x="0" y="0"/>
-                    <a:ext cx="3137535" cy="514350"/>
-                  </a:xfrm>
-                  <a:prstGeom prst="rect">
-                    <a:avLst/>
-                  </a:prstGeom>
-                </pic:spPr>
-              </pic:pic>
-            </a:graphicData>
-          </a:graphic>
-        </wp:inline>
-      </w:drawing>
-    </w:r>
-  </w:p>
+  <w:tbl>
+    <w:tblPr>
+      <w:tblW w:w="5000" w:type="pct"/>
+      <w:tblBorders/>
+      <w:tblCellMar>
+        <w:left w:w="0" w:type="dxa"/>
+        <w:right w:w="0" w:type="dxa"/>
+      </w:tblCellMar>
+    </w:tblPr>
+    <w:tblGrid>
+      <w:gridCol w:w="5000"/>
+      <w:gridCol w:w="4412"/>
+    </w:tblGrid>
+    <w:tr>
+      <w:tc>
+        <w:tcPr>
+          <w:tcW w:w="53" w:type="pct"/>
+        </w:tcPr>
+        <w:p>
+          <w:pPr>
+            <w:spacing w:after="0"/>
+          </w:pPr>
+          <w:r>
+            <w:drawing>
+              <wp:inline distT="0" distB="0" distL="0" distR="0">
+                <wp:extent cx="3137535" cy="514350"/>
+                <wp:docPr id="1" name="foldrun"/>
+                <a:graphic>
+                  <a:graphicData uri="http://schemas.openxmlformats.org/drawingml/2006/picture">
+                    <pic:pic>
+                      <pic:nvPicPr>
+                        <pic:cNvPr id="1" name="lockup.png"/>
+                        <pic:cNvPicPr/>
+                      </pic:nvPicPr>
+                      <pic:blipFill>
+                        <a:blip r:embed="rIdLogo"/>
+                        <a:stretch>
+                          <a:fillRect/>
+                        </a:stretch>
+                      </pic:blipFill>
+                      <pic:spPr>
+                        <a:xfrm>
+                          <a:off x="0" y="0"/>
+                          <a:ext cx="3137535" cy="514350"/>
+                        </a:xfrm>
+                        <a:prstGeom prst="rect">
+                          <a:avLst/>
+                        </a:prstGeom>
+                      </pic:spPr>
+                    </pic:pic>
+                  </a:graphicData>
+                </a:graphic>
+              </wp:inline>
+            </w:drawing>
+          </w:r>
+        </w:p>
+      </w:tc>
+      <w:tc>
+        <w:tcPr>
+          <w:tcW w:w="47" w:type="pct"/>
+        </w:tcPr>
+        <w:p>
+          <w:pPr>
+            <w:jc w:val="right"/>
+            <w:spacing w:after="0" w:line="240" w:lineRule="auto"/>
+          </w:pPr>
+          <w:r>
+            <w:rPr>
+              <w:sz w:val="12"/>
+              <w:color w:val="A1A1AA"/>
+              <w:caps/>
+              <w:spacing w:val="30"/>
+            </w:rPr>
+            <w:t>foldrun</w:t>
+          </w:r>
+        </w:p>
+        <w:p>
+          <w:pPr>
+            <w:jc w:val="right"/>
+            <w:spacing w:after="0" w:line="240" w:lineRule="auto"/>
+          </w:pPr>
+          <w:r>
+            <w:rPr>
+              <w:sz w:val="15"/>
+              <w:color w:val="A1A1AA"/>
+            </w:rPr>
+            <w:t xml:space="preserve">[Address]</w:t>
+          </w:r>
+        </w:p>
+        <w:p>
+          <w:pPr>
+            <w:jc w:val="right"/>
+            <w:spacing w:after="0" w:line="240" w:lineRule="auto"/>
+          </w:pPr>
+          <w:r>
+            <w:rPr>
+              <w:sz w:val="15"/>
+              <w:color w:val="A1A1AA"/>
+            </w:rPr>
+            <w:t xml:space="preserve">[Phone]</w:t>
+          </w:r>
+        </w:p>
+        <w:p>
+          <w:pPr>
+            <w:jc w:val="right"/>
+            <w:spacing w:after="0" w:line="240" w:lineRule="auto"/>
+          </w:pPr>
+          <w:r>
+            <w:rPr>
+              <w:sz w:val="15"/>
+              <w:color w:val="18181B"/>
+            </w:rPr>
+            <w:t xml:space="preserve">hello@foldrun.io</w:t>
+          </w:r>
+        </w:p>
+        <w:p>
+          <w:pPr>
+            <w:jc w:val="right"/>
+            <w:spacing w:after="0" w:line="240" w:lineRule="auto"/>
+          </w:pPr>
+          <w:r>
+            <w:rPr>
+              <w:sz w:val="15"/>
+              <w:color w:val="A1A1AA"/>
+            </w:rPr>
+            <w:t xml:space="preserve">foldrun.io</w:t>
+          </w:r>
+        </w:p>
+      </w:tc>
+    </w:tr>
+  </w:tbl>
   <w:p>
     <w:pPr>
-      <w:pBdr>
-        <w:bottom w:val="single" w:sz="12" w:space="1" w:color="10B981"/>
-      </w:pBdr>
-      <w:spacing w:after="240"/>
+      <w:spacing w:after="360"/>
     </w:pPr>
   </w:p>
 </w:hdr>

--- a/public/kit/letterhead.docx
+++ b/public/kit/letterhead.docx
@@ -173,7 +173,7 @@
           <w:r>
             <w:drawing>
               <wp:inline distT="0" distB="0" distL="0" distR="0">
-                <wp:extent cx="3137535" cy="514350"/>
+                <wp:extent cx="2828925" cy="514350"/>
                 <wp:docPr id="1" name="foldrun"/>
                 <a:graphic>
                   <a:graphicData uri="http://schemas.openxmlformats.org/drawingml/2006/picture">
@@ -191,7 +191,7 @@
                       <pic:spPr>
                         <a:xfrm>
                           <a:off x="0" y="0"/>
-                          <a:ext cx="3137535" cy="514350"/>
+                          <a:ext cx="2828925" cy="514350"/>
                         </a:xfrm>
                         <a:prstGeom prst="rect">
                           <a:avLst/>
